--- a/pr-preview/pr-369/chapters/notation-tracked-changes.docx
+++ b/pr-preview/pr-369/chapters/notation-tracked-changes.docx
@@ -26,7 +26,7 @@
       </w:pPr>
       <w:ins w:id="2" w:author="PR Preview" w:date="2026-01-01T00:00:00Z">
         <w:r>
-          <w:t xml:space="preserve">Last modified: 2026-10-26 05:06:31 (PDT)</w:t>
+          <w:t xml:space="preserve">Last modified: 2026-10-26 05:16:49 (PDT)</w:t>
         </w:r>
       </w:ins>
     </w:p>

--- a/pr-preview/pr-369/chapters/notation-tracked-changes.docx
+++ b/pr-preview/pr-369/chapters/notation-tracked-changes.docx
@@ -16,7 +16,7 @@
       </w:pPr>
       <w:del w:id="1" w:author="PR Preview" w:date="2026-01-01T00:00:00Z">
         <w:r>
-          <w:delText xml:space="preserve">Last modified: 2026-10-26 02:09:13 (PDT)</w:delText>
+          <w:delText xml:space="preserve">Last modified: 2026-10-26 09:06:18 (PDT)</w:delText>
         </w:r>
       </w:del>
     </w:p>
@@ -26,7 +26,7 @@
       </w:pPr>
       <w:ins w:id="2" w:author="PR Preview" w:date="2026-01-01T00:00:00Z">
         <w:r>
-          <w:t xml:space="preserve">Last modified: 2026-10-26 05:16:49 (PDT)</w:t>
+          <w:t xml:space="preserve">Last modified: 2026-10-26 09:26:59 (PDT)</w:t>
         </w:r>
       </w:ins>
     </w:p>
@@ -12491,160 +12491,102 @@
       <w:pPr>
         <w:pStyle w:val="BodyText"/>
       </w:pPr>
-      <w:ins w:id="3" w:author="PR Preview" w:date="2026-01-01T00:00:00Z">
-        <w:r>
-          <w:t xml:space="preserve">Search the shared macros for the chunk before you write it by hand.</w:t>
-        </w:r>
-      </w:ins>
-      <w:ins w:id="4" w:author="PR Preview" w:date="2026-01-01T00:00:00Z">
-        <w:r>
-          <w:t xml:space="preserve"> </w:t>
-        </w:r>
-      </w:ins>
-      <w:ins w:id="5" w:author="PR Preview" w:date="2026-01-01T00:00:00Z">
-        <w:r>
-          <w:t xml:space="preserve">A macro often exists already,</w:t>
-        </w:r>
-      </w:ins>
-      <w:ins w:id="6" w:author="PR Preview" w:date="2026-01-01T00:00:00Z">
-        <w:r>
-          <w:t xml:space="preserve"> </w:t>
-        </w:r>
-      </w:ins>
-      <w:ins w:id="7" w:author="PR Preview" w:date="2026-01-01T00:00:00Z">
-        <w:r>
-          <w:t xml:space="preserve">and any expression spelled out in full that a macro or a shorter form could say</w:t>
-        </w:r>
-      </w:ins>
-      <w:ins w:id="8" w:author="PR Preview" w:date="2026-01-01T00:00:00Z">
-        <w:r>
-          <w:t xml:space="preserve"> </w:t>
-        </w:r>
-      </w:ins>
-      <w:ins w:id="9" w:author="PR Preview" w:date="2026-01-01T00:00:00Z">
-        <w:r>
-          <w:t xml:space="preserve">is the sign that nobody looked.</w:t>
-        </w:r>
-      </w:ins>
-      <w:ins w:id="10" w:author="PR Preview" w:date="2026-01-01T00:00:00Z">
-        <w:r>
-          <w:t xml:space="preserve"> </w:t>
-        </w:r>
-      </w:ins>
-      <w:ins w:id="11" w:author="PR Preview" w:date="2026-01-01T00:00:00Z">
-        <w:r>
-          <w:t xml:space="preserve">A difference is only the commonest case.</w:t>
-        </w:r>
-      </w:ins>
-      <w:ins w:id="12" w:author="PR Preview" w:date="2026-01-01T00:00:00Z">
-        <w:r>
-          <w:t xml:space="preserve"> </w:t>
-        </w:r>
-      </w:ins>
-      <w:ins w:id="13" w:author="PR Preview" w:date="2026-01-01T00:00:00Z">
-        <w:r>
-          <w:t xml:space="preserve">For example, an exercise wrote the left side of the bias–variance decomposition as</w:t>
-        </w:r>
-      </w:ins>
-      <w:ins w:id="14" w:author="PR Preview" w:date="2026-01-01T00:00:00Z">
-        <w:r>
-          <w:t xml:space="preserve"> </w:t>
-        </w:r>
-      </w:ins>
-      <w:ins w:id="15" w:author="PR Preview" w:date="2026-01-01T00:00:00Z">
-        <w:r>
-          <w:rPr>
-            <w:rStyle w:val="VerbatimChar"/>
-          </w:rPr>
-          <w:t xml:space="preserve">\E{\paren{\newoutvar - \predvalf{\newpredval}}^2}</w:t>
-        </w:r>
-      </w:ins>
-      <w:ins w:id="16" w:author="PR Preview" w:date="2026-01-01T00:00:00Z">
-        <w:r>
-          <w:t xml:space="preserve">,</w:t>
-        </w:r>
-      </w:ins>
-      <w:ins w:id="17" w:author="PR Preview" w:date="2026-01-01T00:00:00Z">
-        <w:r>
-          <w:t xml:space="preserve"> </w:t>
-        </w:r>
-      </w:ins>
-      <w:ins w:id="18" w:author="PR Preview" w:date="2026-01-01T00:00:00Z">
-        <w:r>
-          <w:t xml:space="preserve">when</w:t>
-        </w:r>
-      </w:ins>
-      <w:ins w:id="19" w:author="PR Preview" w:date="2026-01-01T00:00:00Z">
-        <w:r>
-          <w:t xml:space="preserve"> </w:t>
-        </w:r>
-      </w:ins>
-      <w:ins w:id="20" w:author="PR Preview" w:date="2026-01-01T00:00:00Z">
-        <w:r>
-          <w:rPr>
-            <w:rStyle w:val="VerbatimChar"/>
-          </w:rPr>
-          <w:t xml:space="preserve">\prederrf{\predvalf{\newpredval}}</w:t>
-        </w:r>
-      </w:ins>
-      <w:ins w:id="21" w:author="PR Preview" w:date="2026-01-01T00:00:00Z">
-        <w:r>
-          <w:t xml:space="preserve"> </w:t>
-        </w:r>
-      </w:ins>
-      <w:ins w:id="22" w:author="PR Preview" w:date="2026-01-01T00:00:00Z">
-        <w:r>
-          <w:t xml:space="preserve">names the same prediction error,</w:t>
-        </w:r>
-      </w:ins>
-      <w:ins w:id="23" w:author="PR Preview" w:date="2026-01-01T00:00:00Z">
-        <w:r>
-          <w:t xml:space="preserve"> </w:t>
-        </w:r>
-      </w:ins>
-      <w:ins w:id="24" w:author="PR Preview" w:date="2026-01-01T00:00:00Z">
-        <w:r>
-          <w:t xml:space="preserve">and the squared bias, written out the same way, has</w:t>
-        </w:r>
-      </w:ins>
-      <w:ins w:id="25" w:author="PR Preview" w:date="2026-01-01T00:00:00Z">
-        <w:r>
-          <w:t xml:space="preserve"> </w:t>
-        </w:r>
-      </w:ins>
-      <w:ins w:id="26" w:author="PR Preview" w:date="2026-01-01T00:00:00Z">
-        <w:r>
-          <w:rPr>
-            <w:rStyle w:val="VerbatimChar"/>
-          </w:rPr>
-          <w:t xml:space="preserve">\biassymf</w:t>
-        </w:r>
-      </w:ins>
-      <w:ins w:id="27" w:author="PR Preview" w:date="2026-01-01T00:00:00Z">
-        <w:r>
-          <w:t xml:space="preserve">.</w:t>
-        </w:r>
-      </w:ins>
-      <w:ins w:id="28" w:author="PR Preview" w:date="2026-01-01T00:00:00Z">
-        <w:r>
-          <w:t xml:space="preserve"> </w:t>
-        </w:r>
-      </w:ins>
-      <w:ins w:id="29" w:author="PR Preview" w:date="2026-01-01T00:00:00Z">
-        <w:r>
-          <w:t xml:space="preserve">When you find one such chunk, sweep the other notes repositories for it,</w:t>
-        </w:r>
-      </w:ins>
-      <w:ins w:id="30" w:author="PR Preview" w:date="2026-01-01T00:00:00Z">
-        <w:r>
-          <w:t xml:space="preserve"> </w:t>
-        </w:r>
-      </w:ins>
-      <w:ins w:id="31" w:author="PR Preview" w:date="2026-01-01T00:00:00Z">
-        <w:r>
-          <w:t xml:space="preserve">in small batches of one repository each.</w:t>
-        </w:r>
-      </w:ins>
+      <w:r>
+        <w:t xml:space="preserve">Search the shared macros for the chunk before you write it by hand.</w:t>
+      </w:r>
+      <w:r>
+        <w:t xml:space="preserve"> </w:t>
+      </w:r>
+      <w:r>
+        <w:t xml:space="preserve">A macro often exists already,</w:t>
+      </w:r>
+      <w:r>
+        <w:t xml:space="preserve"> </w:t>
+      </w:r>
+      <w:r>
+        <w:t xml:space="preserve">and any expression spelled out in full that a macro or a shorter form could say</w:t>
+      </w:r>
+      <w:r>
+        <w:t xml:space="preserve"> </w:t>
+      </w:r>
+      <w:r>
+        <w:t xml:space="preserve">is the sign that nobody looked.</w:t>
+      </w:r>
+      <w:r>
+        <w:t xml:space="preserve"> </w:t>
+      </w:r>
+      <w:r>
+        <w:t xml:space="preserve">A difference is only the commonest case.</w:t>
+      </w:r>
+      <w:r>
+        <w:t xml:space="preserve"> </w:t>
+      </w:r>
+      <w:r>
+        <w:t xml:space="preserve">For example, an exercise wrote the left side of the bias–variance decomposition as</w:t>
+      </w:r>
+      <w:r>
+        <w:t xml:space="preserve"> </w:t>
+      </w:r>
+      <w:r>
+        <w:rPr>
+          <w:rStyle w:val="VerbatimChar"/>
+        </w:rPr>
+        <w:t xml:space="preserve">\E{\paren{\newoutvar - \predvalf{\newpredval}}^2}</w:t>
+      </w:r>
+      <w:r>
+        <w:t xml:space="preserve">,</w:t>
+      </w:r>
+      <w:r>
+        <w:t xml:space="preserve"> </w:t>
+      </w:r>
+      <w:r>
+        <w:t xml:space="preserve">when</w:t>
+      </w:r>
+      <w:r>
+        <w:t xml:space="preserve"> </w:t>
+      </w:r>
+      <w:r>
+        <w:rPr>
+          <w:rStyle w:val="VerbatimChar"/>
+        </w:rPr>
+        <w:t xml:space="preserve">\prederrf{\predvalf{\newpredval}}</w:t>
+      </w:r>
+      <w:r>
+        <w:t xml:space="preserve"> </w:t>
+      </w:r>
+      <w:r>
+        <w:t xml:space="preserve">names the same prediction error,</w:t>
+      </w:r>
+      <w:r>
+        <w:t xml:space="preserve"> </w:t>
+      </w:r>
+      <w:r>
+        <w:t xml:space="preserve">and the squared bias, written out the same way, has</w:t>
+      </w:r>
+      <w:r>
+        <w:t xml:space="preserve"> </w:t>
+      </w:r>
+      <w:r>
+        <w:rPr>
+          <w:rStyle w:val="VerbatimChar"/>
+        </w:rPr>
+        <w:t xml:space="preserve">\biassymf</w:t>
+      </w:r>
+      <w:r>
+        <w:t xml:space="preserve">.</w:t>
+      </w:r>
+      <w:r>
+        <w:t xml:space="preserve"> </w:t>
+      </w:r>
+      <w:r>
+        <w:t xml:space="preserve">When you find one such chunk, sweep the other notes repositories for it,</w:t>
+      </w:r>
+      <w:r>
+        <w:t xml:space="preserve"> </w:t>
+      </w:r>
+      <w:r>
+        <w:t xml:space="preserve">in small batches of one repository each.</w:t>
+      </w:r>
     </w:p>
     <w:p>
       <w:pPr>

--- a/pr-preview/pr-369/chapters/notation-tracked-changes.docx
+++ b/pr-preview/pr-369/chapters/notation-tracked-changes.docx
@@ -16,7 +16,7 @@
       </w:pPr>
       <w:del w:id="1" w:author="PR Preview" w:date="2026-01-01T00:00:00Z">
         <w:r>
-          <w:delText xml:space="preserve">Last modified: 2026-10-26 09:06:18 (PDT)</w:delText>
+          <w:delText xml:space="preserve">Last modified: 2026-10-26 10:30:09 (PDT)</w:delText>
         </w:r>
       </w:del>
     </w:p>
@@ -26,7 +26,7 @@
       </w:pPr>
       <w:ins w:id="2" w:author="PR Preview" w:date="2026-01-01T00:00:00Z">
         <w:r>
-          <w:t xml:space="preserve">Last modified: 2026-10-26 09:26:59 (PDT)</w:t>
+          <w:t xml:space="preserve">Last modified: 2026-10-26 10:30:33 (PDT)</w:t>
         </w:r>
       </w:ins>
     </w:p>
